--- a/DBTUNING/ch25_ASH샘플링추적/ch25_실습문제_정답.docx
+++ b/DBTUNING/ch25_ASH샘플링추적/ch25_실습문제_정답.docx
@@ -7,7 +7,7 @@
         <w:pStyle w:val="Heading1"/>
       </w:pPr>
       <w:r>
-        <w:t>제10장  ASH — 샘플링 데이터로 특정 시점 추적 — 실습문제 정답 및 해설</w:t>
+        <w:t>제ch25  ASH — 샘플링 데이터로 특정 시점 추적 — 실습문제 정답 및 해설</w:t>
       </w:r>
     </w:p>
     <w:p>
@@ -921,7 +921,7 @@
           <w:b w:val="0"/>
           <w:sz w:val="21"/>
         </w:rPr>
-        <w:t>해설: 이 부하는 리터럴 SQL 반복(하드파싱 폭증)과 대량 스캔·정렬을 섞어 만든 것으로, 9장 ADDM의 Hard Parse Due to Literal Usage 진단과 일치한다.</w:t>
+        <w:t>해설: 이 부하는 리터럴 SQL 반복(하드파싱 폭증)과 대량 스캔·정렬을 섞어 만든 것으로, ch24 ADDM의 Hard Parse Due to Literal Usage 진단과 일치한다.</w:t>
       </w:r>
     </w:p>
     <w:p>
@@ -1001,7 +1001,7 @@
           <w:b w:val="0"/>
           <w:sz w:val="21"/>
         </w:rPr>
-        <w:t>해설: 메모리 ASH는 부하가 높을수록 빨리 덮어써지므로, 근거를 남기려면 사고 직후 캡처가 중요하다(3장 조치 전 근거 캡처 원칙).</w:t>
+        <w:t>해설: 메모리 ASH는 부하가 높을수록 빨리 덮어써지므로, 근거를 남기려면 사고 직후 캡처가 중요하다(ch17 조치 전 근거 캡처 원칙).</w:t>
       </w:r>
     </w:p>
     <w:p>

--- a/DBTUNING/ch25_ASH샘플링추적/ch25_실습문제_정답.docx
+++ b/DBTUNING/ch25_ASH샘플링추적/ch25_실습문제_정답.docx
@@ -7,7 +7,7 @@
         <w:pStyle w:val="Heading1"/>
       </w:pPr>
       <w:r>
-        <w:t>제ch25  ASH — 샘플링 데이터로 특정 시점 추적 — 실습문제 정답 및 해설</w:t>
+        <w:t>ch25  ASH — 샘플링 데이터로 특정 시점 추적 — 실습문제 정답 및 해설</w:t>
       </w:r>
     </w:p>
     <w:p>
